--- a/AI2024-hw2/hw2.docx
+++ b/AI2024-hw2/hw2.docx
@@ -35,7 +35,6 @@
         </w:rPr>
         <w:t xml:space="preserve"> </w:t>
       </w:r>
-      <w:proofErr w:type="spellStart"/>
       <w:r>
         <w:rPr>
           <w:rFonts w:cstheme="minorHAnsi"/>
@@ -45,33 +44,22 @@
           <w:szCs w:val="27"/>
           <w:shd w:val="clear" w:color="auto" w:fill="FFFFFF"/>
         </w:rPr>
-        <w:t>Autograder</w:t>
-      </w:r>
-      <w:proofErr w:type="spellEnd"/>
-      <w:r>
-        <w:rPr>
-          <w:rFonts w:cstheme="minorHAnsi"/>
-          <w:b/>
-          <w:bCs/>
-          <w:sz w:val="27"/>
-          <w:szCs w:val="27"/>
-          <w:shd w:val="clear" w:color="auto" w:fill="FFFFFF"/>
-        </w:rPr>
-        <w:t xml:space="preserve">: </w:t>
-      </w:r>
-    </w:p>
-    <w:p>
-      <w:pPr>
-        <w:rPr>
-          <w:rFonts w:cstheme="minorHAnsi"/>
-          <w:sz w:val="23"/>
-          <w:szCs w:val="23"/>
-          <w:shd w:val="clear" w:color="auto" w:fill="FFFFFF"/>
-        </w:rPr>
-      </w:pPr>
-      <w:r>
-        <w:rPr>
-          <w:rFonts w:cstheme="minorHAnsi"/>
+        <w:t xml:space="preserve">Autograder: </w:t>
+      </w:r>
+    </w:p>
+    <w:p>
+      <w:pPr>
+        <w:rPr>
+          <w:rFonts w:cstheme="minorHAnsi"/>
+          <w:sz w:val="23"/>
+          <w:szCs w:val="23"/>
+          <w:shd w:val="clear" w:color="auto" w:fill="FFFFFF"/>
+        </w:rPr>
+      </w:pPr>
+      <w:r>
+        <w:rPr>
+          <w:rFonts w:cstheme="minorHAnsi"/>
+          <w:noProof/>
         </w:rPr>
         <w:drawing>
           <wp:inline distT="0" distB="0" distL="0" distR="0" wp14:anchorId="09F279B8" wp14:editId="36342FEE">
@@ -126,77 +114,26 @@
           <w:szCs w:val="27"/>
           <w:shd w:val="clear" w:color="auto" w:fill="FFFFFF"/>
         </w:rPr>
-        <w:t>● Q1. Reflex Agent</w:t>
-      </w:r>
-      <w:r>
-        <w:rPr>
-          <w:rFonts w:cstheme="minorHAnsi"/>
-          <w:b/>
-          <w:bCs/>
-          <w:sz w:val="27"/>
-          <w:szCs w:val="27"/>
-          <w:shd w:val="clear" w:color="auto" w:fill="FFFFFF"/>
-        </w:rPr>
-        <w:t>:</w:t>
-      </w:r>
-    </w:p>
-    <w:p>
-      <w:pPr>
-        <w:rPr>
-          <w:rFonts w:cstheme="minorHAnsi"/>
-          <w:sz w:val="23"/>
-          <w:szCs w:val="23"/>
-          <w:shd w:val="clear" w:color="auto" w:fill="FFFFFF"/>
-        </w:rPr>
-      </w:pPr>
-      <w:r>
-        <w:rPr>
-          <w:rFonts w:cstheme="minorHAnsi"/>
-          <w:sz w:val="23"/>
-          <w:szCs w:val="23"/>
-          <w:shd w:val="clear" w:color="auto" w:fill="FFFFFF"/>
-        </w:rPr>
-        <w:t xml:space="preserve">The evaluation function takes ghosts position, food position, and capsules into account. Add points if </w:t>
-      </w:r>
-      <w:proofErr w:type="spellStart"/>
-      <w:r>
-        <w:rPr>
-          <w:rFonts w:cstheme="minorHAnsi"/>
-          <w:sz w:val="23"/>
-          <w:szCs w:val="23"/>
-          <w:shd w:val="clear" w:color="auto" w:fill="FFFFFF"/>
-        </w:rPr>
-        <w:t>pacman</w:t>
-      </w:r>
-      <w:proofErr w:type="spellEnd"/>
-      <w:r>
-        <w:rPr>
-          <w:rFonts w:cstheme="minorHAnsi"/>
-          <w:sz w:val="23"/>
-          <w:szCs w:val="23"/>
-          <w:shd w:val="clear" w:color="auto" w:fill="FFFFFF"/>
-        </w:rPr>
-        <w:t xml:space="preserve"> eats the food, or gets closer to the food and the capsules, and while </w:t>
-      </w:r>
-      <w:proofErr w:type="spellStart"/>
-      <w:r>
-        <w:rPr>
-          <w:rFonts w:cstheme="minorHAnsi"/>
-          <w:sz w:val="23"/>
-          <w:szCs w:val="23"/>
-          <w:shd w:val="clear" w:color="auto" w:fill="FFFFFF"/>
-        </w:rPr>
-        <w:t>pacman</w:t>
-      </w:r>
-      <w:proofErr w:type="spellEnd"/>
-      <w:r>
-        <w:rPr>
-          <w:rFonts w:cstheme="minorHAnsi"/>
-          <w:sz w:val="23"/>
-          <w:szCs w:val="23"/>
-          <w:shd w:val="clear" w:color="auto" w:fill="FFFFFF"/>
-        </w:rPr>
-        <w:t xml:space="preserve"> is far away from ghosts. Minus points if it stops.</w:t>
+        <w:t>● Q1. Reflex Agent:</w:t>
+      </w:r>
+    </w:p>
+    <w:p>
+      <w:pPr>
+        <w:rPr>
+          <w:rFonts w:cstheme="minorHAnsi"/>
+          <w:sz w:val="23"/>
+          <w:szCs w:val="23"/>
+          <w:shd w:val="clear" w:color="auto" w:fill="FFFFFF"/>
+        </w:rPr>
+      </w:pPr>
+      <w:r>
+        <w:rPr>
+          <w:rFonts w:cstheme="minorHAnsi"/>
+          <w:sz w:val="23"/>
+          <w:szCs w:val="23"/>
+          <w:shd w:val="clear" w:color="auto" w:fill="FFFFFF"/>
+        </w:rPr>
+        <w:t>The evaluation function takes ghosts position, food position, and capsules into account. Add points if pacman eats the food, or gets closer to the food and the capsules, and while pacman is far away from ghosts. Minus points if it stops.</w:t>
       </w:r>
     </w:p>
     <w:p>
@@ -211,6 +148,7 @@
       <w:r>
         <w:rPr>
           <w:rFonts w:cstheme="minorHAnsi"/>
+          <w:noProof/>
           <w:sz w:val="27"/>
           <w:szCs w:val="27"/>
         </w:rPr>
@@ -300,18 +238,7 @@
           <w:szCs w:val="27"/>
           <w:shd w:val="clear" w:color="auto" w:fill="FFFFFF"/>
         </w:rPr>
-        <w:t>● Q2. Minimax</w:t>
-      </w:r>
-      <w:r>
-        <w:rPr>
-          <w:rFonts w:cstheme="minorHAnsi"/>
-          <w:b/>
-          <w:bCs/>
-          <w:sz w:val="27"/>
-          <w:szCs w:val="27"/>
-          <w:shd w:val="clear" w:color="auto" w:fill="FFFFFF"/>
-        </w:rPr>
-        <w:t>:</w:t>
+        <w:t>● Q2. Minimax:</w:t>
       </w:r>
     </w:p>
     <w:p>
@@ -483,6 +410,7 @@
       <w:r>
         <w:rPr>
           <w:rFonts w:cstheme="minorHAnsi"/>
+          <w:noProof/>
           <w:sz w:val="27"/>
           <w:szCs w:val="27"/>
         </w:rPr>
@@ -535,6 +463,7 @@
       <w:r>
         <w:rPr>
           <w:rFonts w:cstheme="minorHAnsi"/>
+          <w:noProof/>
           <w:sz w:val="27"/>
           <w:szCs w:val="27"/>
         </w:rPr>
@@ -624,18 +553,7 @@
           <w:szCs w:val="27"/>
           <w:shd w:val="clear" w:color="auto" w:fill="FFFFFF"/>
         </w:rPr>
-        <w:t>● Q3. Alpha-Beta Pruning</w:t>
-      </w:r>
-      <w:r>
-        <w:rPr>
-          <w:rFonts w:cstheme="minorHAnsi"/>
-          <w:b/>
-          <w:bCs/>
-          <w:sz w:val="27"/>
-          <w:szCs w:val="27"/>
-          <w:shd w:val="clear" w:color="auto" w:fill="FFFFFF"/>
-        </w:rPr>
-        <w:t>:</w:t>
+        <w:t>● Q3. Alpha-Beta Pruning:</w:t>
       </w:r>
     </w:p>
     <w:p>
@@ -886,6 +804,7 @@
       <w:r>
         <w:rPr>
           <w:rFonts w:cstheme="minorHAnsi"/>
+          <w:noProof/>
         </w:rPr>
         <w:drawing>
           <wp:inline distT="0" distB="0" distL="0" distR="0" wp14:anchorId="720EB937" wp14:editId="61884164">
@@ -933,6 +852,7 @@
       <w:r>
         <w:rPr>
           <w:rFonts w:cstheme="minorHAnsi"/>
+          <w:noProof/>
         </w:rPr>
         <w:drawing>
           <wp:inline distT="0" distB="0" distL="0" distR="0" wp14:anchorId="0E098254" wp14:editId="019F637F">
@@ -1188,8 +1108,164 @@
     </w:p>
     <w:p>
       <w:pPr>
-        <w:rPr>
-          <w:rFonts w:cstheme="minorHAnsi"/>
+        <w:widowControl/>
+        <w:shd w:val="clear" w:color="auto" w:fill="FFFFFF"/>
+        <w:rPr>
+          <w:rFonts w:eastAsia="新細明體" w:cstheme="minorHAnsi"/>
+          <w:kern w:val="0"/>
+          <w:szCs w:val="24"/>
+        </w:rPr>
+      </w:pPr>
+    </w:p>
+    <w:p>
+      <w:pPr>
+        <w:widowControl/>
+        <w:shd w:val="clear" w:color="auto" w:fill="FFFFFF"/>
+        <w:rPr>
+          <w:rFonts w:eastAsia="新細明體" w:cstheme="minorHAnsi" w:hint="eastAsia"/>
+          <w:kern w:val="0"/>
+          <w:szCs w:val="24"/>
+        </w:rPr>
+      </w:pPr>
+      <w:r>
+        <w:rPr>
+          <w:rFonts w:eastAsia="新細明體" w:cstheme="minorHAnsi" w:hint="eastAsia"/>
+          <w:kern w:val="0"/>
+          <w:szCs w:val="24"/>
+        </w:rPr>
+        <w:t>I u</w:t>
+      </w:r>
+      <w:r>
+        <w:rPr>
+          <w:rFonts w:eastAsia="新細明體" w:cstheme="minorHAnsi"/>
+          <w:kern w:val="0"/>
+          <w:szCs w:val="24"/>
+        </w:rPr>
+        <w:t xml:space="preserve">se a timer to calculate the runtime, and </w:t>
+      </w:r>
+      <w:r>
+        <w:rPr>
+          <w:rFonts w:eastAsia="新細明體" w:cstheme="minorHAnsi" w:hint="eastAsia"/>
+          <w:kern w:val="0"/>
+          <w:szCs w:val="24"/>
+        </w:rPr>
+        <w:t>A</w:t>
+      </w:r>
+      <w:r>
+        <w:rPr>
+          <w:rFonts w:eastAsia="新細明體" w:cstheme="minorHAnsi"/>
+          <w:kern w:val="0"/>
+          <w:szCs w:val="24"/>
+        </w:rPr>
+        <w:t>lpha-beta pruning</w:t>
+      </w:r>
+      <w:r>
+        <w:rPr>
+          <w:rFonts w:eastAsia="新細明體" w:cstheme="minorHAnsi"/>
+          <w:kern w:val="0"/>
+          <w:szCs w:val="24"/>
+        </w:rPr>
+        <w:t>(0.03s) did run faster than Minimax(0.09s).</w:t>
+      </w:r>
+    </w:p>
+    <w:p>
+      <w:pPr>
+        <w:rPr>
+          <w:rFonts w:cstheme="minorHAnsi"/>
+        </w:rPr>
+      </w:pPr>
+      <w:r>
+        <w:rPr>
+          <w:rFonts w:cstheme="minorHAnsi"/>
+        </w:rPr>
+        <w:drawing>
+          <wp:inline distT="0" distB="0" distL="0" distR="0" wp14:anchorId="0D8D3B4D" wp14:editId="7E28A195">
+            <wp:extent cx="5106113" cy="1657581"/>
+            <wp:effectExtent l="0" t="0" r="0" b="0"/>
+            <wp:docPr id="7" name="圖片 7"/>
+            <wp:cNvGraphicFramePr>
+              <a:graphicFrameLocks xmlns:a="http://schemas.openxmlformats.org/drawingml/2006/main" noChangeAspect="1"/>
+            </wp:cNvGraphicFramePr>
+            <a:graphic xmlns:a="http://schemas.openxmlformats.org/drawingml/2006/main">
+              <a:graphicData uri="http://schemas.openxmlformats.org/drawingml/2006/picture">
+                <pic:pic xmlns:pic="http://schemas.openxmlformats.org/drawingml/2006/picture">
+                  <pic:nvPicPr>
+                    <pic:cNvPr id="1" name=""/>
+                    <pic:cNvPicPr/>
+                  </pic:nvPicPr>
+                  <pic:blipFill>
+                    <a:blip r:embed="rId11"/>
+                    <a:stretch>
+                      <a:fillRect/>
+                    </a:stretch>
+                  </pic:blipFill>
+                  <pic:spPr>
+                    <a:xfrm>
+                      <a:off x="0" y="0"/>
+                      <a:ext cx="5106113" cy="1657581"/>
+                    </a:xfrm>
+                    <a:prstGeom prst="rect">
+                      <a:avLst/>
+                    </a:prstGeom>
+                  </pic:spPr>
+                </pic:pic>
+              </a:graphicData>
+            </a:graphic>
+          </wp:inline>
+        </w:drawing>
+      </w:r>
+    </w:p>
+    <w:p>
+      <w:pPr>
+        <w:rPr>
+          <w:rFonts w:cstheme="minorHAnsi"/>
+        </w:rPr>
+      </w:pPr>
+      <w:r>
+        <w:rPr>
+          <w:rFonts w:cstheme="minorHAnsi"/>
+        </w:rPr>
+        <w:drawing>
+          <wp:inline distT="0" distB="0" distL="0" distR="0" wp14:anchorId="0BC18FB1" wp14:editId="1BB233E6">
+            <wp:extent cx="4991797" cy="1676634"/>
+            <wp:effectExtent l="0" t="0" r="0" b="0"/>
+            <wp:docPr id="8" name="圖片 8"/>
+            <wp:cNvGraphicFramePr>
+              <a:graphicFrameLocks xmlns:a="http://schemas.openxmlformats.org/drawingml/2006/main" noChangeAspect="1"/>
+            </wp:cNvGraphicFramePr>
+            <a:graphic xmlns:a="http://schemas.openxmlformats.org/drawingml/2006/main">
+              <a:graphicData uri="http://schemas.openxmlformats.org/drawingml/2006/picture">
+                <pic:pic xmlns:pic="http://schemas.openxmlformats.org/drawingml/2006/picture">
+                  <pic:nvPicPr>
+                    <pic:cNvPr id="1" name=""/>
+                    <pic:cNvPicPr/>
+                  </pic:nvPicPr>
+                  <pic:blipFill>
+                    <a:blip r:embed="rId12"/>
+                    <a:stretch>
+                      <a:fillRect/>
+                    </a:stretch>
+                  </pic:blipFill>
+                  <pic:spPr>
+                    <a:xfrm>
+                      <a:off x="0" y="0"/>
+                      <a:ext cx="4991797" cy="1676634"/>
+                    </a:xfrm>
+                    <a:prstGeom prst="rect">
+                      <a:avLst/>
+                    </a:prstGeom>
+                  </pic:spPr>
+                </pic:pic>
+              </a:graphicData>
+            </a:graphic>
+          </wp:inline>
+        </w:drawing>
+      </w:r>
+    </w:p>
+    <w:p>
+      <w:pPr>
+        <w:rPr>
+          <w:rFonts w:cstheme="minorHAnsi" w:hint="eastAsia"/>
         </w:rPr>
       </w:pPr>
     </w:p>
